--- a/sba_application/INFORMATION_NEEDED_FROM_YOU.docx
+++ b/sba_application/INFORMATION_NEEDED_FROM_YOU.docx
@@ -86,21 +86,11 @@
     <w:p>
       <w:r>
         <w:rPr>
-          <w:b w:val="0"/>
-          <w:i w:val="0"/>
-          <w:sz w:val="21"/>
-        </w:rPr>
-        <w:t xml:space="preserve">  - Avant Hospice LLC employee count (affiliate disclosure)</w:t>
-      </w:r>
-    </w:p>
-    <w:p>
-      <w:r>
-        <w:rPr>
           <w:b/>
           <w:color w:val="1F3864"/>
           <w:sz w:val="23"/>
         </w:rPr>
-        <w:t>B. For each owner of 20% or more (Geoff Schackmann via Adeline &amp; Lilah; confirm others)</w:t>
+        <w:t>B. For each owner of 20% or more (Geoff Schackmann via Adeline &amp; Lilah, LLC at 39.9%)</w:t>
       </w:r>
     </w:p>
     <w:p>
@@ -110,7 +100,7 @@
           <w:i/>
           <w:sz w:val="18"/>
         </w:rPr>
-        <w:t>Note: each 20%+ owner needs items below. Bullard is debt-only pre-conversion (&lt;20%), so likely excluded for now - confirm with John Hart.</w:t>
+        <w:t>Note: only owners of 20% or more need the personal items below. James Bullard holds 19.9% as a passive minority investor and is below the 20% threshold, so no personal guaranty, PFS, or Form 912 is required of him. The lender will still verify the source of his $250,000 injection via his bank / brokerage statements (item below), which is standard for any equity-injection source.</w:t>
       </w:r>
     </w:p>
     <w:p>
@@ -246,16 +236,6 @@
     <w:p>
       <w:r>
         <w:rPr>
-          <w:b w:val="0"/>
-          <w:i w:val="0"/>
-          <w:sz w:val="21"/>
-        </w:rPr>
-        <w:t xml:space="preserve">  - Avant Hospice LLC: tax returns, interim financials, debt schedule (affiliate package)</w:t>
-      </w:r>
-    </w:p>
-    <w:p>
-      <w:r>
-        <w:rPr>
           <w:b/>
           <w:color w:val="1F3864"/>
           <w:sz w:val="23"/>
@@ -281,16 +261,6 @@
           <w:sz w:val="21"/>
         </w:rPr>
         <w:t xml:space="preserve">  - The 'bank approval - a couple items to discuss' note on the checklist: what are John's items?</w:t>
-      </w:r>
-    </w:p>
-    <w:p>
-      <w:r>
-        <w:rPr>
-          <w:b w:val="0"/>
-          <w:i w:val="0"/>
-          <w:sz w:val="21"/>
-        </w:rPr>
-        <w:t xml:space="preserve">  - Confirm whether James Bullard needs a PFS/tax returns now (debt-only, &lt;20% pre-conversion)</w:t>
       </w:r>
     </w:p>
     <w:p>

--- a/sba_application/INFORMATION_NEEDED_FROM_YOU.docx
+++ b/sba_application/INFORMATION_NEEDED_FROM_YOU.docx
@@ -180,7 +180,87 @@
           <w:i w:val="0"/>
           <w:sz w:val="21"/>
         </w:rPr>
-        <w:t xml:space="preserve">  - Two months of bank / brokerage statements showing the equity injection source</w:t>
+        <w:t xml:space="preserve">  - PFS asset support: the executed VistaRiver MIPA + Promissory Note (already in folder 10) and</w:t>
+      </w:r>
+    </w:p>
+    <w:p>
+      <w:r>
+        <w:rPr>
+          <w:b w:val="0"/>
+          <w:i w:val="0"/>
+          <w:sz w:val="21"/>
+        </w:rPr>
+        <w:t xml:space="preserve">  -   a current VistaRiver payment ledger or recent statements confirming the note is current</w:t>
+      </w:r>
+    </w:p>
+    <w:p>
+      <w:r>
+        <w:rPr>
+          <w:b w:val="0"/>
+          <w:i w:val="0"/>
+          <w:sz w:val="21"/>
+        </w:rPr>
+        <w:t xml:space="preserve">  - Any other PFS assets to disclose (real estate, retirement accounts, vehicles, other investments)</w:t>
+      </w:r>
+    </w:p>
+    <w:p>
+      <w:r>
+        <w:rPr>
+          <w:b/>
+          <w:color w:val="1F3864"/>
+          <w:sz w:val="23"/>
+        </w:rPr>
+        <w:t>B2. Equity injection verification (James Bullard, contributor)</w:t>
+      </w:r>
+    </w:p>
+    <w:p>
+      <w:r>
+        <w:rPr>
+          <w:b w:val="0"/>
+          <w:i/>
+          <w:sz w:val="18"/>
+        </w:rPr>
+        <w:t>These items verify the source of the $250,000 cash equity injection per SOP 50 10 8. Required even though Mr. Bullard is under 20% and provides no personal guaranty.</w:t>
+      </w:r>
+    </w:p>
+    <w:p>
+      <w:r>
+        <w:rPr>
+          <w:b w:val="0"/>
+          <w:i w:val="0"/>
+          <w:sz w:val="21"/>
+        </w:rPr>
+        <w:t xml:space="preserve">  - Mr. Bullard's bank or brokerage statements - at least 30 days, in his name, showing the $250,000 available</w:t>
+      </w:r>
+    </w:p>
+    <w:p>
+      <w:r>
+        <w:rPr>
+          <w:b w:val="0"/>
+          <w:i w:val="0"/>
+          <w:sz w:val="21"/>
+        </w:rPr>
+        <w:t xml:space="preserve">  - Evidence of the wire/transfer of the $250,000 capital contribution into the company's bank account</w:t>
+      </w:r>
+    </w:p>
+    <w:p>
+      <w:r>
+        <w:rPr>
+          <w:b w:val="0"/>
+          <w:i w:val="0"/>
+          <w:sz w:val="21"/>
+        </w:rPr>
+        <w:t xml:space="preserve">  - If any portion of the source funds is from sale of an asset or from another account, the trail/statements connecting the two</w:t>
+      </w:r>
+    </w:p>
+    <w:p>
+      <w:r>
+        <w:rPr>
+          <w:b w:val="0"/>
+          <w:i w:val="0"/>
+          <w:sz w:val="21"/>
+        </w:rPr>
+        <w:t xml:space="preserve">  - (Note: this does NOT require a PFS, Form 912, or tax returns from Mr. Bullard - only source-of-funds documentation)</w:t>
       </w:r>
     </w:p>
     <w:p>

--- a/sba_application/INFORMATION_NEEDED_FROM_YOU.docx
+++ b/sba_application/INFORMATION_NEEDED_FROM_YOU.docx
@@ -220,7 +220,7 @@
           <w:i/>
           <w:sz w:val="18"/>
         </w:rPr>
-        <w:t>These items verify the source of the $250,000 cash equity injection per SOP 50 10 8. Required even though Mr. Bullard is under 20% and provides no personal guaranty.</w:t>
+        <w:t>Tranche 1 of $100,000 is confirmed received - Mercury (Column N.A.) acct ****1275, May 7, 2026 wire from JIM BULLARD; balance still held as of June 3, 2026. Tranches 2 ($TBD, June 2026) and 3 ($TBD, July 2026) are committed and outstanding. The following remain needed; SOP 50 10 8 source-of-funds verification is required for each tranche even though Mr. Bullard is under 20% (no PFS, Form 912, tax returns, or guaranty required of him).</w:t>
       </w:r>
     </w:p>
     <w:p>
@@ -230,7 +230,7 @@
           <w:i w:val="0"/>
           <w:sz w:val="21"/>
         </w:rPr>
-        <w:t xml:space="preserve">  - Mr. Bullard's bank or brokerage statements - at least 30 days, in his name, showing the $250,000 available</w:t>
+        <w:t xml:space="preserve">  - Mr. Bullard's bank or brokerage statements - in his own name - covering 30+ days BEFORE each wire, showing the funds available</w:t>
       </w:r>
     </w:p>
     <w:p>
@@ -240,7 +240,7 @@
           <w:i w:val="0"/>
           <w:sz w:val="21"/>
         </w:rPr>
-        <w:t xml:space="preserve">  - Evidence of the wire/transfer of the $250,000 capital contribution into the company's bank account</w:t>
+        <w:t xml:space="preserve">  - Wire/transfer confirmations for the June and July tranches as they land</w:t>
       </w:r>
     </w:p>
     <w:p>
@@ -250,7 +250,7 @@
           <w:i w:val="0"/>
           <w:sz w:val="21"/>
         </w:rPr>
-        <w:t xml:space="preserve">  - If any portion of the source funds is from sale of an asset or from another account, the trail/statements connecting the two</w:t>
+        <w:t xml:space="preserve">  - Final Mercury statement (or trailing-day balance) showing the full $250,000 has been received once Tranche 3 lands</w:t>
       </w:r>
     </w:p>
     <w:p>
@@ -260,7 +260,17 @@
           <w:i w:val="0"/>
           <w:sz w:val="21"/>
         </w:rPr>
-        <w:t xml:space="preserve">  - (Note: this does NOT require a PFS, Form 912, or tax returns from Mr. Bullard - only source-of-funds documentation)</w:t>
+        <w:t xml:space="preserve">  - Save the screenshot/PDF of Mercury acct ****1275 showing the May 7 wire under 10_supporting_documents/equity_injection_evidence/</w:t>
+      </w:r>
+    </w:p>
+    <w:p>
+      <w:r>
+        <w:rPr>
+          <w:b w:val="0"/>
+          <w:i/>
+          <w:sz w:val="18"/>
+        </w:rPr>
+        <w:t>Timing flag for John Hart: SBA disbursement should occur after the July tranche lands, OR a disbursement holdback should cover the un-funded balance at closing, OR tranches 2 and 3 should be accelerated. The injection is sound; only the schedule needs coordination.</w:t>
       </w:r>
     </w:p>
     <w:p>

--- a/sba_application/INFORMATION_NEEDED_FROM_YOU.docx
+++ b/sba_application/INFORMATION_NEEDED_FROM_YOU.docx
@@ -90,7 +90,7 @@
           <w:color w:val="1F3864"/>
           <w:sz w:val="23"/>
         </w:rPr>
-        <w:t>B. For each owner of 20% or more (Geoff Schackmann via Adeline &amp; Lilah, LLC at 39.9%)</w:t>
+        <w:t>B. For Geoff Schackmann (sole 20%+ controlling owner via Adeline &amp; Lilah, LLC at 39.9%)</w:t>
       </w:r>
     </w:p>
     <w:p>
@@ -100,7 +100,7 @@
           <w:i/>
           <w:sz w:val="18"/>
         </w:rPr>
-        <w:t>Note: only owners of 20% or more need the personal items below. James Bullard holds 19.9% as a passive minority investor and is below the 20% threshold, so no personal guaranty, PFS, or Form 912 is required of him. The lender will still verify the source of his $250,000 injection via his bank / brokerage statements (item below), which is standard for any equity-injection source.</w:t>
+        <w:t>Note: Geoff controls A&amp;L's 39.9% block as its sole Manager and is the sole 20%+ owner for SBA guaranty purposes. James Bullard (19.9% direct) and Mary Elizabeth Burcham (19.95% indirect via her 50% of A&amp;L) are each under 20% with no management role, so neither needs PFS, Form 912, or tax returns. Bullard's source of funds is verified separately (Section B2); Mary Elizabeth signs a spouse acknowledgement at close (Section B3).</w:t>
       </w:r>
     </w:p>
     <w:p>
@@ -270,7 +270,57 @@
           <w:i/>
           <w:sz w:val="18"/>
         </w:rPr>
-        <w:t>Timing flag for John Hart: SBA disbursement should occur after the July tranche lands, OR a disbursement holdback should cover the un-funded balance at closing, OR tranches 2 and 3 should be accelerated. The injection is sound; only the schedule needs coordination.</w:t>
+        <w:t>Timing: SBA closing/disbursement will occur AFTER the July 2026 tranche so the full $250,000 is on deposit at disbursement (per SOP 50 10 8). No holdback or acceleration needed.</w:t>
+      </w:r>
+    </w:p>
+    <w:p>
+      <w:r>
+        <w:rPr>
+          <w:b/>
+          <w:color w:val="1F3864"/>
+          <w:sz w:val="23"/>
+        </w:rPr>
+        <w:t>B3. Spouse acknowledgement (Mary Elizabeth Burcham)</w:t>
+      </w:r>
+    </w:p>
+    <w:p>
+      <w:r>
+        <w:rPr>
+          <w:b w:val="0"/>
+          <w:i/>
+          <w:sz w:val="18"/>
+        </w:rPr>
+        <w:t>Mary Elizabeth Burcham is Geoff's spouse and holds 50% of Adeline &amp; Lilah, LLC (giving her a 19.95% indirect interest in Tyler Hospice Hold LLC - under 20%, no management role). As the guarantor's spouse she signs a customary spouse acknowledgement / consent, not a co-guaranty.</w:t>
+      </w:r>
+    </w:p>
+    <w:p>
+      <w:r>
+        <w:rPr>
+          <w:b w:val="0"/>
+          <w:i w:val="0"/>
+          <w:sz w:val="21"/>
+        </w:rPr>
+        <w:t xml:space="preserve">  - Mary Elizabeth Burcham's full legal name (with middle name/initial), date of birth, address</w:t>
+      </w:r>
+    </w:p>
+    <w:p>
+      <w:r>
+        <w:rPr>
+          <w:b w:val="0"/>
+          <w:i w:val="0"/>
+          <w:sz w:val="21"/>
+        </w:rPr>
+        <w:t xml:space="preserve">  - Her signature on the Spouse Acknowledgement / Consent (lender provides form at close)</w:t>
+      </w:r>
+    </w:p>
+    <w:p>
+      <w:r>
+        <w:rPr>
+          <w:b w:val="0"/>
+          <w:i w:val="0"/>
+          <w:sz w:val="21"/>
+        </w:rPr>
+        <w:t xml:space="preserve">  - If the lender requires it (varies by lender, not by SBA): a brief PFS for the marital household. Confirm with John Hart whether his bank requires this for the spouse of the sole guarantor.</w:t>
       </w:r>
     </w:p>
     <w:p>

--- a/sba_application/INFORMATION_NEEDED_FROM_YOU.docx
+++ b/sba_application/INFORMATION_NEEDED_FROM_YOU.docx
@@ -350,7 +350,7 @@
           <w:i w:val="0"/>
           <w:sz w:val="21"/>
         </w:rPr>
-        <w:t xml:space="preserve">  - Executed Hickory seller note ($300,000, 36 months, 6%) and security documentation</w:t>
+        <w:t xml:space="preserve">  - Wire confirmation for the $300,000 seller payoff at close (no seller note retained)</w:t>
       </w:r>
     </w:p>
     <w:p>

--- a/sba_application/INFORMATION_NEEDED_FROM_YOU.docx
+++ b/sba_application/INFORMATION_NEEDED_FROM_YOU.docx
@@ -100,7 +100,7 @@
           <w:i/>
           <w:sz w:val="18"/>
         </w:rPr>
-        <w:t>Note: Geoff controls A&amp;L's 39.9% block as its sole Manager and is the sole 20%+ owner for SBA guaranty purposes. James Bullard (19.9% direct) and Mary Elizabeth Burcham (19.95% indirect via her 50% of A&amp;L) are each under 20% with no management role, so neither needs PFS, Form 912, or tax returns. Bullard's source of funds is verified separately (Section B2); Mary Elizabeth signs a spouse acknowledgement at close (Section B3).</w:t>
+        <w:t>Note: Geoff controls A&amp;L's 39.9% block as its sole Manager and is the sole 20%+ owner for SBA guaranty purposes. James Bullard (19.5% direct) and Mary Elizabeth Burcham (19.95% indirect via her 50% of A&amp;L) are each under 20% with no management role, so neither needs PFS, Form 912, or tax returns. Bullard's source of funds is verified separately (Section B2); Mary Elizabeth signs a spouse acknowledgement at close (Section B3).</w:t>
       </w:r>
     </w:p>
     <w:p>
@@ -250,7 +250,7 @@
           <w:i w:val="0"/>
           <w:sz w:val="21"/>
         </w:rPr>
-        <w:t xml:space="preserve">  - Final Mercury statement (or trailing-day balance) showing the full $250,000 has been received once Tranche 3 lands</w:t>
+        <w:t xml:space="preserve">  - Final Mercury statement (or trailing-day balance) showing the full $195,000 has been received once Tranche 2 lands</w:t>
       </w:r>
     </w:p>
     <w:p>
@@ -270,7 +270,7 @@
           <w:i/>
           <w:sz w:val="18"/>
         </w:rPr>
-        <w:t>Timing: SBA closing/disbursement will occur AFTER the July 2026 tranche so the full $250,000 is on deposit at disbursement (per SOP 50 10 8). No holdback or acceleration needed.</w:t>
+        <w:t>Timing: SBA closing/disbursement will occur AFTER the July 2026 tranche so the full $195,000 is on deposit at disbursement (per SOP 50 10 8). No holdback or acceleration needed.</w:t>
       </w:r>
     </w:p>
     <w:p>

--- a/sba_application/INFORMATION_NEEDED_FROM_YOU.docx
+++ b/sba_application/INFORMATION_NEEDED_FROM_YOU.docx
@@ -220,7 +220,7 @@
           <w:i/>
           <w:sz w:val="18"/>
         </w:rPr>
-        <w:t>Tranche 1 of $100,000 is confirmed received - Mercury (Column N.A.) acct ****1275, May 7, 2026 wire from JIM BULLARD; balance still held as of June 3, 2026. Tranches 2 ($TBD, June 2026) and 3 ($TBD, July 2026) are committed and outstanding. The following remain needed; SOP 50 10 8 source-of-funds verification is required for each tranche even though Mr. Bullard is under 20% (no PFS, Form 912, tax returns, or guaranty required of him).</w:t>
+        <w:t>Tranche 1 of $100,000 is confirmed received - Mercury (Column N.A.) acct ****1275, May 7, 2026 wire from JIM BULLARD; balance still held as of June 3, 2026. Tranche 2 ($95,000, by July 31, 2026) is committed and outstanding. The following remain needed; SOP 50 10 8 source-of-funds verification is required for each tranche even though Mr. Bullard is under 20% (no PFS, Form 912, tax returns, or guaranty required of him).</w:t>
       </w:r>
     </w:p>
     <w:p>
@@ -240,7 +240,7 @@
           <w:i w:val="0"/>
           <w:sz w:val="21"/>
         </w:rPr>
-        <w:t xml:space="preserve">  - Wire/transfer confirmations for the June and July tranches as they land</w:t>
+        <w:t xml:space="preserve">  - Wire/transfer confirmation for the remaining $95,000 tranche as it lands</w:t>
       </w:r>
     </w:p>
     <w:p>

--- a/sba_application/INFORMATION_NEEDED_FROM_YOU.docx
+++ b/sba_application/INFORMATION_NEEDED_FROM_YOU.docx
@@ -290,7 +290,7 @@
           <w:i/>
           <w:sz w:val="18"/>
         </w:rPr>
-        <w:t>Mary Elizabeth Burcham is Geoff's spouse and holds 50% of Adeline &amp; Lilah, LLC (giving her a 19.95% indirect interest in Tyler Hospice Hold LLC - under 20%, no management role). As the guarantor's spouse she signs a customary spouse acknowledgement / consent, not a co-guaranty.</w:t>
+        <w:t>Mary Elizabeth Burcham is Geoff's spouse and holds 50% of Adeline &amp; Lilah, LLC (giving her a 19.95% indirect interest in Tyler Hospice Hold, LLC - under 20%, no management role). As the guarantor's spouse she signs a customary spouse acknowledgement / consent, not a co-guaranty.</w:t>
       </w:r>
     </w:p>
     <w:p>
@@ -430,7 +430,7 @@
           <w:color w:val="606060"/>
           <w:sz w:val="16"/>
         </w:rPr>
-        <w:t>Prepared for the SBA 7(a) loan application of Tyler Hospice Hold LLC (dba Azalea Hospice &amp; Palliative Care). Confidential.</w:t>
+        <w:t>Prepared for the SBA 7(a) loan application of Tyler Hospice Hold, LLC (dba Azalea Hospice &amp; Palliative Care). Confidential.</w:t>
       </w:r>
     </w:p>
     <w:sectPr>

--- a/sba_application/INFORMATION_NEEDED_FROM_YOU.docx
+++ b/sba_application/INFORMATION_NEEDED_FROM_YOU.docx
@@ -340,7 +340,7 @@
           <w:i w:val="0"/>
           <w:sz w:val="21"/>
         </w:rPr>
-        <w:t xml:space="preserve">  - Hickory CHOW purchase agreement (Asset/Membership Purchase Agreement)</w:t>
+        <w:t xml:space="preserve">  - Hickory CHOW purchase agreement (Membership Interest Purchase Agreement)</w:t>
       </w:r>
     </w:p>
     <w:p>
@@ -350,7 +350,37 @@
           <w:i w:val="0"/>
           <w:sz w:val="21"/>
         </w:rPr>
-        <w:t xml:space="preserve">  - Wire confirmation for the $300,000 seller payoff at close (no seller note retained)</w:t>
+        <w:t xml:space="preserve">  - MIPA amendment: the Hickory MIPA (Rev. 2.00) names the Buyer as a Texas LLC; it must be amended so the Buyer is 'Tyler Hospice Hold, LLC, a Wyoming limited liability company.'</w:t>
+      </w:r>
+    </w:p>
+    <w:p>
+      <w:r>
+        <w:rPr>
+          <w:b w:val="0"/>
+          <w:i w:val="0"/>
+          <w:sz w:val="21"/>
+        </w:rPr>
+        <w:t xml:space="preserve">  - Bank acquisition term-loan documents: commitment / term sheet, note, security agreement, and the intercreditor / subordination agreement subordinating the bank loan to the SBA 7(a) loan (SBA-lender approval of the piggyback financing)</w:t>
+      </w:r>
+    </w:p>
+    <w:p>
+      <w:r>
+        <w:rPr>
+          <w:b w:val="0"/>
+          <w:i w:val="0"/>
+          <w:sz w:val="21"/>
+        </w:rPr>
+        <w:t xml:space="preserve">  - James Bullard's personal guaranty of the bank acquisition loan</w:t>
+      </w:r>
+    </w:p>
+    <w:p>
+      <w:r>
+        <w:rPr>
+          <w:b w:val="0"/>
+          <w:i w:val="0"/>
+          <w:sz w:val="21"/>
+        </w:rPr>
+        <w:t xml:space="preserve">  - Wire confirmation for the $300,000 Hickory acquisition (funded by the bank acquisition term loan)</w:t>
       </w:r>
     </w:p>
     <w:p>

--- a/sba_application/INFORMATION_NEEDED_FROM_YOU.docx
+++ b/sba_application/INFORMATION_NEEDED_FROM_YOU.docx
@@ -90,7 +90,7 @@
           <w:color w:val="1F3864"/>
           <w:sz w:val="23"/>
         </w:rPr>
-        <w:t>B. For Geoff Schackmann (sole 20%+ controlling owner via Adeline &amp; Lilah, LLC at 39.9%)</w:t>
+        <w:t>B. For Geoff Schackmann (sole 20%+ owner - direct individual 39.9% interest)</w:t>
       </w:r>
     </w:p>
     <w:p>
@@ -100,7 +100,7 @@
           <w:i/>
           <w:sz w:val="18"/>
         </w:rPr>
-        <w:t>Note: Geoff controls A&amp;L's 39.9% block as its sole Manager and is the sole 20%+ owner for SBA guaranty purposes. James Bullard (19.5% direct) and Mary Elizabeth Burcham (19.95% indirect via her 50% of A&amp;L) are each under 20% with no management role, so neither needs PFS, Form 912, or tax returns. Bullard's source of funds is verified separately (Section B2); Mary Elizabeth signs a spouse acknowledgement at close (Section B3).</w:t>
+        <w:t>Note: Geoff owns the 39.9% interest directly as an individual and is the Manager and the sole 20%+ owner for SBA guaranty purposes. James Bullard (19.5% direct) and Mary Elizabeth Burcham (~19.95% Arizona community-property interest as Geoff's spouse) are each under 20% with no management role, so neither needs PFS, Form 912, or tax returns. Bullard's source of funds is verified separately (Section B2); Mary Elizabeth signs a spousal / community-property consent at close (Section B3).</w:t>
       </w:r>
     </w:p>
     <w:p>
@@ -280,7 +280,7 @@
           <w:color w:val="1F3864"/>
           <w:sz w:val="23"/>
         </w:rPr>
-        <w:t>B3. Spouse acknowledgement (Mary Elizabeth Burcham)</w:t>
+        <w:t>B3. Spousal / community-property consent (Mary Elizabeth Burcham)</w:t>
       </w:r>
     </w:p>
     <w:p>
@@ -290,7 +290,7 @@
           <w:i/>
           <w:sz w:val="18"/>
         </w:rPr>
-        <w:t>Mary Elizabeth Burcham is Geoff's spouse and holds 50% of Adeline &amp; Lilah, LLC (giving her a 19.95% indirect interest in Tyler Hospice Hold, LLC - under 20%, no management role). As the guarantor's spouse she signs a customary spouse acknowledgement / consent, not a co-guaranty.</w:t>
+        <w:t>Mary Elizabeth Burcham is Geoff's spouse. Geoff's 39.9% interest is community property under Arizona law, giving her a community-property interest of approximately 19.95% in Tyler Hospice Hold, LLC - under 20%, passive, no management role. As the owner's spouse she signs a spousal / community-property consent on the Operating Agreement and on Geoff's personal guaranty, not a co-guaranty.</w:t>
       </w:r>
     </w:p>
     <w:p>
@@ -310,7 +310,7 @@
           <w:i w:val="0"/>
           <w:sz w:val="21"/>
         </w:rPr>
-        <w:t xml:space="preserve">  - Her signature on the Spouse Acknowledgement / Consent (lender provides form at close)</w:t>
+        <w:t xml:space="preserve">  - Her signature on the spousal / community-property consent (lender provides form at close)</w:t>
       </w:r>
     </w:p>
     <w:p>
